--- a/klagomål/A 5067-2026 FSC-klagomål.docx
+++ b/klagomål/A 5067-2026 FSC-klagomål.docx
@@ -112,7 +112,7 @@
         <w:pStyle w:val="ListBullet"/>
       </w:pPr>
       <w:r>
-        <w:t>Om ett ombud (tex Norra skog eller Mellanskog) avverkningsanmäler en skog med naturvärden motsvarande nyckelbiotops kvalité men markägaren inte är FSC certifierad, bör du skicka in ett FSC kontrollerat virke klagomål. Då ska klagomålet skickas till ombudsföretaget.</w:t>
+        <w:t>Om ett ombud (tex Norra skog eller Mellanskog) avverkningsanmäler en skog med naturvärden motsvarande nyckelbiotops kvalitet men markägaren inte är FSC certifierad, bör du skicka in ett FSC kontrollerat virke klagomål. Då ska klagomålet skickas till ombudsföretaget.</w:t>
       </w:r>
     </w:p>
     <w:p>
@@ -276,7 +276,16 @@
         <w:t>Dvärgbägarlav (NT)</w:t>
       </w:r>
       <w:r>
-        <w:t xml:space="preserve"> förekommer över hela Sverige på gammal hård ved, huvudsakligen på tall men i södra Sverige även på ek. Veden utgörs framförallt av grova stubbar, lågor och grenar. Substratet har blivit sällsyntare och nybildning av substrat sker bara i begränsad omfattning. Arten hotas av att grova lågor blir allt sällsyntare i dagens kulturskogar samt att nybildningen av lämpliga substrat går mycket långsamt. En riklig tillgång på gamla tall- eller eklågor måste säkerställas på artens lokaler (SLU Artdatabanken, 2024; Nitare &amp; Skogsstyrelsen, 2019).</w:t>
+        <w:t xml:space="preserve"> förekommer över hela Sverige på gammal hård ved, huvudsakligen på tall men i södra Sverige även på ek. Veden utgörs framförallt av grova stubbar, lågor och grenar. Substratet har blivit sällsyntare och nybildning av substrat sker bara i begränsad omfattning. Arten hotas av att grova lågor blir allt sällsyntare i dagens kulturskogar samt att nybildningen av lämpliga substrat går mycket långsamt. En riklig tillgång på gamla tall- eller eklågor måste säkerställas på artens lokaler. Dvärgbägarlav är typisk art för </w:t>
+      </w:r>
+      <w:r>
+        <w:rPr>
+          <w:i/>
+        </w:rPr>
+        <w:t>9010 Taiga</w:t>
+      </w:r>
+      <w:r>
+        <w:t xml:space="preserve"> (SLU Artdatabanken, 2024; Nitare &amp; Skogsstyrelsen, 2019).</w:t>
       </w:r>
     </w:p>
     <w:p>
@@ -287,7 +296,25 @@
         <w:t>Garnlav (NT)</w:t>
       </w:r>
       <w:r>
-        <w:t xml:space="preserve"> är en utpräglad barrskogsart som ibland kan drapera träden i norrländska grannaturskogar med hög luftfuktighet. Den förekommer även i talldominerade bestånd där den, förutom i trädens grenverk, påträffas hängande över ojämnheter i tallbarken. Arten har minskat starkt i södra och mellersta Sverige och den minskar även i sitt nordliga utbredningsområde. Orsaken till tillbakagången beror främst på slutavverkningar av naturskogsartade skogar. Bestånd med riklig förekomst bör regelmässigt sparas. Garnlav är värdväxt för den mycket sällsynta och akut hotade fjärilen barrskogslavfly (CR) som hör hemma i boreala barrskogar med riklig förekomst av värdväxten. Tidigare kunde arten konstateras årligen på flera platser vid Dala-Floda i Dalarna innan lokalerna kalavverkades. Senaste fyndet i landet av barrskogslavfly är från år 2000 då den påträffades vid Högberget i Sollefteå kommun (SLU Artdatabanken, 2024).</w:t>
+        <w:t xml:space="preserve"> är en utpräglad barrskogsart som ibland kan drapera träden i norrländska grannaturskogar med hög luftfuktighet. Den förekommer även i talldominerade bestånd där den, förutom i trädens grenverk, påträffas hängande över ojämnheter i tallbarken. Arten har minskat starkt i södra och mellersta Sverige och den minskar även i sitt nordliga utbredningsområde. Orsaken till tillbakagången beror främst på slutavverkningar av naturskogsartade skogar. Bestånd med riklig förekomst bör regelmässigt sparas. Garnlav är värdväxt för den mycket sällsynta och akut hotade fjärilen barrskogslavfly (CR) som hör hemma i boreala barrskogar med riklig förekomst av värdväxten. Tidigare kunde arten konstateras årligen på flera platser vid Dala-Floda i Dalarna innan lokalerna kalavverkades. Senaste fyndet i landet av barrskogslavfly är från år 2000 då den påträffades vid Högberget i Sollefteå kommun. Garnlav är typisk art för </w:t>
+      </w:r>
+      <w:r>
+        <w:rPr>
+          <w:i/>
+        </w:rPr>
+        <w:t xml:space="preserve">9010 Taiga </w:t>
+      </w:r>
+      <w:r>
+        <w:t>och</w:t>
+      </w:r>
+      <w:r>
+        <w:rPr>
+          <w:i/>
+        </w:rPr>
+        <w:t xml:space="preserve"> 9070 Trädklädd betesmark </w:t>
+      </w:r>
+      <w:r>
+        <w:t xml:space="preserve"> (SLU Artdatabanken, 2024).</w:t>
       </w:r>
     </w:p>
     <w:p>
@@ -320,7 +347,16 @@
         <w:t>Vedskivlav (NT)</w:t>
       </w:r>
       <w:r>
-        <w:t xml:space="preserve"> växer på gammal, torr, exponerad, hård kärnved av framförallt tall i naturskogsartade bestånd. Avverkning av tallskog av naturskogskaraktär med spår av återkommande bränder är ett hot. Mängden lämplig ved att växa på för vedskivlav minskar, dels på grund av naturlig nedbrytning men framförallt på grund av att de förstörs i samband med slutavverkningar, gallringar och markberedning. Tall- och blandbarrskogar av naturskogskaraktär med spår av återkommande bränder bör skyddas (SLU Artdatabanken, 2024).</w:t>
+        <w:t xml:space="preserve"> växer på gammal, torr, exponerad, hård kärnved av framförallt tall i naturskogsartade bestånd. Avverkning av tallskog av naturskogskaraktär med spår av återkommande bränder är ett hot. Mängden lämplig ved att växa på för vedskivlav minskar, dels på grund av naturlig nedbrytning men framförallt på grund av att de förstörs i samband med slutavverkningar, gallringar och markberedning. Tall- och blandbarrskogar av naturskogskaraktär med spår av återkommande bränder bör skyddas. Vedskivlav är typisk art för </w:t>
+      </w:r>
+      <w:r>
+        <w:rPr>
+          <w:i/>
+        </w:rPr>
+        <w:t>9010 Taiga</w:t>
+      </w:r>
+      <w:r>
+        <w:t xml:space="preserve"> (SLU Artdatabanken, 2024).</w:t>
       </w:r>
     </w:p>
     <w:p>
@@ -369,7 +405,25 @@
         <w:t>Spillkråka (NT, §4)</w:t>
       </w:r>
       <w:r>
-        <w:t xml:space="preserve"> är rödlistad som nära hotad och ingår i bilaga 1 i EU:s fågeldirektiv. Den minskar i population på grund av minskad tillgång på lämpliga bo- och födoträd och minskad födotillgång. Spillkråkans minskningstakt har uppgått till 19 (24–10) % under de senaste 15 åren. Minskningstakten för den svenska populationen bedöms vara nära gränsvärdet för Sårbar (VU) (A2bc). Skogsbruk med korta omloppstider och täta, homogena ungskogar utgör det största hotet, (SLU Artdatabanken, 2023).</w:t>
+        <w:t xml:space="preserve"> är rödlistad som nära hotad och ingår i bilaga 1 i EU:s fågeldirektiv. Den minskar i population på grund av minskad tillgång på lämpliga bo- och födoträd och minskad födotillgång. Spillkråkans minskningstakt har uppgått till 19 (24–10) % under de senaste 15 åren. Minskningstakten för den svenska populationen bedöms vara nära gränsvärdet för Sårbar (VU) (A2bc). Skogsbruk med korta omloppstider och täta, homogena ungskogar utgör det största hotet. Spillkråka är typisk art för </w:t>
+      </w:r>
+      <w:r>
+        <w:rPr>
+          <w:i/>
+        </w:rPr>
+        <w:t xml:space="preserve">9010 Taiga </w:t>
+      </w:r>
+      <w:r>
+        <w:t>och</w:t>
+      </w:r>
+      <w:r>
+        <w:rPr>
+          <w:i/>
+        </w:rPr>
+        <w:t xml:space="preserve"> 9740 Skogsbevuxen myr </w:t>
+      </w:r>
+      <w:r>
+        <w:t>(SLU Artdatabanken, 2023).</w:t>
       </w:r>
     </w:p>
     <w:p>
@@ -380,7 +434,25 @@
         <w:t>Tjäder (§4)</w:t>
       </w:r>
       <w:r>
-        <w:t xml:space="preserve"> är en utpräglad skogsfågel knuten till större sammanhängande barrskogsområden. Tupparna och hönorna utnyttjar till viss del olika miljöer, och habitatvalet varierar dessutom mellan olika delar av året. För att det ska finnas livskraftiga tjäderbestånd krävs funktionella skogslandskap med en blandning av uppvuxen, gles och luckig skog, täta sumpskogar, myrar och andra små våtmarker. Arten försvinner när skogen fragmenteras och den sammanlagda arealen hyggen och andra öppna områden blir för stor. Ett småskaligt och försiktigt virkesuttag genom hyggesfria metoder kan i vissa fall vara möjligt i området inom 200 m från lekcentrum. Längre ut från lekcentrum, inom 200–500 m bör den avverkade ytan inte överskrida 1 hektar för att undvika alltför stora och snabba förändringar (Skogsstyrelsen, 2019).</w:t>
+        <w:t xml:space="preserve"> omfattas av bilaga 1 och 2 EU:s fågeldirektiv och är typisk art för </w:t>
+      </w:r>
+      <w:r>
+        <w:rPr>
+          <w:i/>
+        </w:rPr>
+        <w:t xml:space="preserve">9010 Taiga </w:t>
+      </w:r>
+      <w:r>
+        <w:t xml:space="preserve">och </w:t>
+      </w:r>
+      <w:r>
+        <w:rPr>
+          <w:i/>
+        </w:rPr>
+        <w:t>9740 Skogsbevuxen myr</w:t>
+      </w:r>
+      <w:r>
+        <w:t>. Tjädern är en utpräglad skogsfågel knuten till större sammanhängande barrskogsområden. Tupparna och hönorna utnyttjar till viss del olika miljöer, och habitatvalet varierar dessutom mellan olika delar av året. För att det ska finnas livskraftiga tjäderbestånd krävs funktionella skogslandskap med en blandning av uppvuxen, gles och luckig skog, täta sumpskogar, myrar och andra små våtmarker. Arten försvinner när skogen fragmenteras och den sammanlagda arealen hyggen och andra öppna områden blir för stor. Ett småskaligt och försiktigt virkesuttag genom hyggesfria metoder kan i vissa fall vara möjligt i området inom 200 m från lekcentrum. Längre ut från lekcentrum, inom 200–500 m bör den avverkade ytan inte överskrida 1 hektar för att undvika alltför stora och snabba förändringar (Skogsstyrelsen, 2019; SLU Artdatabanken, 2024).</w:t>
       </w:r>
     </w:p>
     <w:p>
@@ -704,12 +776,30 @@
     </w:p>
     <w:p>
       <w:r>
-        <w:t>Spillkråka (NT) är rödlistad som nära hotad, fridlyst enligt §4 Artskyddsförordningen och ingår i bilaga 1 i EU:s fågeldirektiv. Spillkråka lever i både barr- och blandskog liksom i ren lövskog. De tätaste populationerna tenderar att finnas i äldre, variationsrik blandskog med gott om död ved och gamla träd.</w:t>
+        <w:t xml:space="preserve">Spillkråka (NT) är rödlistad som nära hotad, fridlyst enligt §4 Artskyddsförordningen, typisk art för </w:t>
+      </w:r>
+      <w:r>
+        <w:rPr>
+          <w:i/>
+        </w:rPr>
+        <w:t xml:space="preserve">9010 Taiga </w:t>
+      </w:r>
+      <w:r>
+        <w:t>och</w:t>
+      </w:r>
+      <w:r>
+        <w:rPr>
+          <w:i/>
+        </w:rPr>
+        <w:t xml:space="preserve"> 9740 Skogsbevuxen myr</w:t>
+      </w:r>
+      <w:r>
+        <w:t xml:space="preserve"> och ingår i bilaga 1 i EU:s fågeldirektiv. Spillkråka lever i både barr- och blandskog liksom i ren lövskog. De tätaste populationerna tenderar att finnas i äldre, variationsrik blandskog med gott om död ved och gamla träd.</w:t>
       </w:r>
     </w:p>
     <w:p>
       <w:r>
-        <w:t>Varje par utnyttjar 400–1000 hektar skog beroende på skogens kvalitet. En minskning av populationen pågår på grund av minskad tillgång på lämpliga bo- och födoträd och minskad födotillgång. Spillkråkans minskningstakt har uppgått till 19 (24–10) % under de senaste 15 åren. Minskningstakten för den svenska populationen bedöms vara nära gränsvärdet för Sårbar (VU) (A2bc). Skogsbruk med korta omloppstider och täta, homogena ungskogar utgör det största hotet (Artdatabanken 2023).</w:t>
+        <w:t>Varje par utnyttjar 400–1000 hektar skog beroende på skogens kvalitet. En minskning av populationen pågår på grund av minskad tillgång på lämpliga bo- och födoträd och minskad födotillgång. Spillkråkans minskningstakt har uppgått till 19 (24–10) % under de senaste 15 åren. Minskningstakten för den svenska populationen bedöms vara nära gränsvärdet för Sårbar (VU) (A2bc). Skogsbruk med korta omloppstider och täta, homogena ungskogar utgör det största hotet (SLU Artdatabanken 2023).</w:t>
       </w:r>
     </w:p>
     <w:p>
@@ -744,7 +834,25 @@
     </w:p>
     <w:p>
       <w:r>
-        <w:t>Tjäder (§4) är en utpräglad skogsfågel knuten till större sammanhängande barrskogsområden. Tupparna och hönorna utnyttjar till viss del olika miljöer, och habitatvalet varierar dessutom mellan olika delar av året. För att det ska finnas livskraftiga tjäderbestånd krävs funktionella skogslandskap med en blandning av uppvuxen, gles och luckig skog, täta sumpskogar, myrar och andra små våtmarker (Skogsstyrelsen, 2019).</w:t>
+        <w:t xml:space="preserve">Tjäder (§4) omfattas av bilaga 1 och 2 EU:s fågeldirektiv och är typisk art för </w:t>
+      </w:r>
+      <w:r>
+        <w:rPr>
+          <w:i/>
+        </w:rPr>
+        <w:t xml:space="preserve">9010 Taiga </w:t>
+      </w:r>
+      <w:r>
+        <w:t xml:space="preserve">och </w:t>
+      </w:r>
+      <w:r>
+        <w:rPr>
+          <w:i/>
+        </w:rPr>
+        <w:t>9740 Skogsbevuxen myr</w:t>
+      </w:r>
+      <w:r>
+        <w:t>. Tjädern är en utpräglad skogsfågel knuten till större sammanhängande barrskogsområden. Tupparna och hönorna utnyttjar till viss del olika miljöer, och habitatvalet varierar dessutom mellan olika delar av året. För att det ska finnas livskraftiga tjäderbestånd krävs funktionella skogslandskap med en blandning av uppvuxen, gles och luckig skog, täta sumpskogar, myrar och andra små våtmarker (Skogsstyrelsen, 2019; SLU Artdatabanken 2024).</w:t>
       </w:r>
     </w:p>
     <w:p>
@@ -768,10 +876,21 @@
         <w:rPr>
           <w:i/>
         </w:rPr>
-        <w:t xml:space="preserve">Vägledning för hänsyn till fåglar – tjäder. </w:t>
-      </w:r>
-      <w:r>
-        <w:t>https://www.skogsstyrelsen.se/globalassets/lag-och-tillsyn/artskydd/vagledningar-for-hansyn-till-faglar/tjader-vagledning-hansyn2.pdf</w:t>
+        <w:t>Vägledning för hänsyn till fåglar – tjäder.</w:t>
+      </w:r>
+    </w:p>
+    <w:p>
+      <w:r>
+        <w:t xml:space="preserve">SLU Artdatabanken, 2024. </w:t>
+      </w:r>
+      <w:r>
+        <w:rPr>
+          <w:i/>
+        </w:rPr>
+        <w:t xml:space="preserve">Artfaktablad. Naturvård – artfakta. </w:t>
+      </w:r>
+      <w:r>
+        <w:t>SLU Artdatabanken, Uppsala</w:t>
       </w:r>
     </w:p>
     <w:sectPr>
@@ -902,7 +1021,7 @@
     <w:r>
       <w:tab/>
       <w:tab/>
-      <w:t>2026-01-28</w:t>
+      <w:t>2026-01-29</w:t>
       <w:br/>
       <w:br/>
     </w:r>

--- a/klagomål/A 5067-2026 FSC-klagomål.docx
+++ b/klagomål/A 5067-2026 FSC-klagomål.docx
@@ -1021,7 +1021,7 @@
     <w:r>
       <w:tab/>
       <w:tab/>
-      <w:t>2026-01-29</w:t>
+      <w:t>2026-01-30</w:t>
       <w:br/>
       <w:br/>
     </w:r>

--- a/klagomål/A 5067-2026 FSC-klagomål.docx
+++ b/klagomål/A 5067-2026 FSC-klagomål.docx
@@ -1021,7 +1021,7 @@
     <w:r>
       <w:tab/>
       <w:tab/>
-      <w:t>2026-01-30</w:t>
+      <w:t>2026-01-31</w:t>
       <w:br/>
       <w:br/>
     </w:r>
